--- a/Template-Unique.docx
+++ b/Template-Unique.docx
@@ -66,7 +66,33 @@
                     <w:sz w:val="48"/>
                     <w:szCs w:val="48"/>
                   </w:rPr>
-                  <w:t>{nomClient}</w:t>
+                  <w:t>{</w:t>
+                </w:r>
+                <w:proofErr w:type="spellStart"/>
+                <w:proofErr w:type="gramStart"/>
+                <w:r>
+                  <w:rPr>
+                    <w:rStyle w:val="Accentuation"/>
+                    <w:rFonts w:cs="Arial"/>
+                    <w:b/>
+                    <w:i w:val="0"/>
+                    <w:sz w:val="48"/>
+                    <w:szCs w:val="48"/>
+                  </w:rPr>
+                  <w:t>nomClient</w:t>
+                </w:r>
+                <w:proofErr w:type="spellEnd"/>
+                <w:proofErr w:type="gramEnd"/>
+                <w:r>
+                  <w:rPr>
+                    <w:rStyle w:val="Accentuation"/>
+                    <w:rFonts w:cs="Arial"/>
+                    <w:b/>
+                    <w:i w:val="0"/>
+                    <w:sz w:val="48"/>
+                    <w:szCs w:val="48"/>
+                  </w:rPr>
+                  <w:t>}</w:t>
                 </w:r>
               </w:p>
               <w:p>
@@ -97,6 +123,8 @@
                   </w:rPr>
                   <w:t>{</w:t>
                 </w:r>
+                <w:proofErr w:type="spellStart"/>
+                <w:proofErr w:type="gramStart"/>
                 <w:r>
                   <w:rPr>
                     <w:rStyle w:val="Accentuation"/>
@@ -117,7 +145,20 @@
                     <w:sz w:val="28"/>
                     <w:szCs w:val="28"/>
                   </w:rPr>
-                  <w:t>lient}</w:t>
+                  <w:t>lient</w:t>
+                </w:r>
+                <w:proofErr w:type="spellEnd"/>
+                <w:proofErr w:type="gramEnd"/>
+                <w:r>
+                  <w:rPr>
+                    <w:rStyle w:val="Accentuation"/>
+                    <w:rFonts w:cs="Arial"/>
+                    <w:bCs/>
+                    <w:i w:val="0"/>
+                    <w:sz w:val="28"/>
+                    <w:szCs w:val="28"/>
+                  </w:rPr>
+                  <w:t>}</w:t>
                 </w:r>
               </w:p>
               <w:p>
@@ -174,7 +215,20 @@
                     <w:sz w:val="48"/>
                     <w:szCs w:val="48"/>
                   </w:rPr>
-                  <w:t>{nom</w:t>
+                  <w:t>{</w:t>
+                </w:r>
+                <w:proofErr w:type="spellStart"/>
+                <w:proofErr w:type="gramStart"/>
+                <w:r>
+                  <w:rPr>
+                    <w:rStyle w:val="Accentuation"/>
+                    <w:rFonts w:cs="Arial"/>
+                    <w:b/>
+                    <w:i w:val="0"/>
+                    <w:sz w:val="48"/>
+                    <w:szCs w:val="48"/>
+                  </w:rPr>
+                  <w:t>nom</w:t>
                 </w:r>
                 <w:r>
                   <w:rPr>
@@ -187,6 +241,8 @@
                   </w:rPr>
                   <w:t>Projet</w:t>
                 </w:r>
+                <w:proofErr w:type="spellEnd"/>
+                <w:proofErr w:type="gramEnd"/>
                 <w:r>
                   <w:rPr>
                     <w:rStyle w:val="Accentuation"/>
@@ -652,6 +708,8 @@
                   </w:rPr>
                   <w:t>{</w:t>
                 </w:r>
+                <w:proofErr w:type="spellStart"/>
+                <w:proofErr w:type="gramStart"/>
                 <w:r>
                   <w:rPr>
                     <w:rStyle w:val="Accentuation"/>
@@ -663,6 +721,8 @@
                   </w:rPr>
                   <w:t>titreFiche</w:t>
                 </w:r>
+                <w:proofErr w:type="spellEnd"/>
+                <w:proofErr w:type="gramEnd"/>
                 <w:r>
                   <w:rPr>
                     <w:rStyle w:val="Accentuation"/>
@@ -881,6 +941,7 @@
                     <w:szCs w:val="24"/>
                   </w:rPr>
                 </w:pPr>
+                <w:proofErr w:type="spellStart"/>
                 <w:r>
                   <w:rPr>
                     <w:rStyle w:val="Accentuation"/>
@@ -892,6 +953,7 @@
                   </w:rPr>
                   <w:t>Etat</w:t>
                 </w:r>
+                <w:proofErr w:type="spellEnd"/>
               </w:p>
             </w:tc>
             <w:tc>
@@ -910,6 +972,7 @@
                     <w:szCs w:val="24"/>
                   </w:rPr>
                 </w:pPr>
+                <w:proofErr w:type="spellStart"/>
                 <w:r>
                   <w:rPr>
                     <w:rStyle w:val="Accentuation"/>
@@ -921,6 +984,7 @@
                   </w:rPr>
                   <w:t>Echelle</w:t>
                 </w:r>
+                <w:proofErr w:type="spellEnd"/>
               </w:p>
             </w:tc>
           </w:tr>
@@ -976,6 +1040,8 @@
                   </w:rPr>
                   <w:t>{</w:t>
                 </w:r>
+                <w:proofErr w:type="spellStart"/>
+                <w:proofErr w:type="gramStart"/>
                 <w:r>
                   <w:rPr>
                     <w:rStyle w:val="Accentuation"/>
@@ -987,6 +1053,8 @@
                   </w:rPr>
                   <w:t>numChantier</w:t>
                 </w:r>
+                <w:proofErr w:type="spellEnd"/>
+                <w:proofErr w:type="gramEnd"/>
                 <w:r>
                   <w:rPr>
                     <w:rStyle w:val="Accentuation"/>
@@ -1051,7 +1119,31 @@
                     <w:sz w:val="24"/>
                     <w:szCs w:val="24"/>
                   </w:rPr>
-                  <w:t>ST</w:t>
+                  <w:t>{</w:t>
+                </w:r>
+                <w:proofErr w:type="gramStart"/>
+                <w:r>
+                  <w:rPr>
+                    <w:rStyle w:val="Accentuation"/>
+                    <w:rFonts w:asciiTheme="minorHAnsi" w:hAnsiTheme="minorHAnsi" w:cstheme="minorHAnsi"/>
+                    <w:bCs/>
+                    <w:i w:val="0"/>
+                    <w:sz w:val="24"/>
+                    <w:szCs w:val="24"/>
+                  </w:rPr>
+                  <w:t>type</w:t>
+                </w:r>
+                <w:proofErr w:type="gramEnd"/>
+                <w:r>
+                  <w:rPr>
+                    <w:rStyle w:val="Accentuation"/>
+                    <w:rFonts w:asciiTheme="minorHAnsi" w:hAnsiTheme="minorHAnsi" w:cstheme="minorHAnsi"/>
+                    <w:bCs/>
+                    <w:i w:val="0"/>
+                    <w:sz w:val="24"/>
+                    <w:szCs w:val="24"/>
+                  </w:rPr>
+                  <w:t>}</w:t>
                 </w:r>
               </w:p>
             </w:tc>
@@ -1137,6 +1229,8 @@
                   </w:rPr>
                   <w:t>{</w:t>
                 </w:r>
+                <w:proofErr w:type="spellStart"/>
+                <w:proofErr w:type="gramStart"/>
                 <w:r>
                   <w:rPr>
                     <w:rStyle w:val="Accentuation"/>
@@ -1148,6 +1242,8 @@
                   </w:rPr>
                   <w:t>reference</w:t>
                 </w:r>
+                <w:proofErr w:type="spellEnd"/>
+                <w:proofErr w:type="gramEnd"/>
                 <w:r>
                   <w:rPr>
                     <w:rStyle w:val="Accentuation"/>
@@ -1490,6 +1586,8 @@
                   </w:rPr>
                   <w:t>{</w:t>
                 </w:r>
+                <w:proofErr w:type="spellStart"/>
+                <w:proofErr w:type="gramStart"/>
                 <w:r>
                   <w:rPr>
                     <w:rStyle w:val="Accentuation"/>
@@ -1501,6 +1599,8 @@
                   </w:rPr>
                   <w:t>dateJour</w:t>
                 </w:r>
+                <w:proofErr w:type="spellEnd"/>
+                <w:proofErr w:type="gramEnd"/>
                 <w:r>
                   <w:rPr>
                     <w:rStyle w:val="Accentuation"/>
@@ -2163,8 +2263,21 @@
                     <w:sz w:val="24"/>
                     <w:szCs w:val="24"/>
                   </w:rPr>
-                  <w:t>la propriété de la société Ramery</w:t>
+                  <w:t xml:space="preserve">la propriété de la société </w:t>
                 </w:r>
+                <w:proofErr w:type="spellStart"/>
+                <w:r>
+                  <w:rPr>
+                    <w:rStyle w:val="Accentuation"/>
+                    <w:rFonts w:asciiTheme="minorHAnsi" w:hAnsiTheme="minorHAnsi" w:cstheme="minorHAnsi"/>
+                    <w:b/>
+                    <w:i w:val="0"/>
+                    <w:sz w:val="24"/>
+                    <w:szCs w:val="24"/>
+                  </w:rPr>
+                  <w:t>Ramery</w:t>
+                </w:r>
+                <w:proofErr w:type="spellEnd"/>
               </w:p>
               <w:p>
                 <w:pPr>
@@ -2633,13 +2746,26 @@
         <w:t xml:space="preserve"> </w:t>
       </w:r>
       <w:r>
-        <w:t xml:space="preserve">des éléments suivants : </w:t>
+        <w:t>des éléments suivants </w:t>
+      </w:r>
+      <w:proofErr w:type="gramStart"/>
+      <w:r>
+        <w:t xml:space="preserve">: </w:t>
       </w:r>
       <w:r>
         <w:t xml:space="preserve"> </w:t>
       </w:r>
       <w:r>
-        <w:t>{titreFiche}</w:t>
+        <w:t>{</w:t>
+      </w:r>
+      <w:proofErr w:type="spellStart"/>
+      <w:proofErr w:type="gramEnd"/>
+      <w:r>
+        <w:t>titreFiche</w:t>
+      </w:r>
+      <w:proofErr w:type="spellEnd"/>
+      <w:r>
+        <w:t>}</w:t>
       </w:r>
       <w:r>
         <w:t xml:space="preserve"> </w:t>
@@ -2649,8 +2775,13 @@
       <w:pPr>
         <w:pStyle w:val="Sansinterligne"/>
       </w:pPr>
+      <w:proofErr w:type="gramStart"/>
       <w:r>
-        <w:t xml:space="preserve">à mettre en </w:t>
+        <w:t>à</w:t>
+      </w:r>
+      <w:proofErr w:type="gramEnd"/>
+      <w:r>
+        <w:t xml:space="preserve"> mettre en </w:t>
       </w:r>
       <w:bookmarkStart w:id="2" w:name="_Hlk175903174"/>
       <w:r>
@@ -2663,7 +2794,15 @@
         <w:t xml:space="preserve"> suivant : </w:t>
       </w:r>
       <w:r>
-        <w:t>{nomProjet}</w:t>
+        <w:t>{</w:t>
+      </w:r>
+      <w:proofErr w:type="spellStart"/>
+      <w:r>
+        <w:t>nomProjet</w:t>
+      </w:r>
+      <w:proofErr w:type="spellEnd"/>
+      <w:r>
+        <w:t>}</w:t>
       </w:r>
       <w:r>
         <w:t>.</w:t>
@@ -2736,7 +2875,17 @@
         </w:numPr>
       </w:pPr>
       <w:r>
-        <w:t>{complémentReference}</w:t>
+        <w:t>{</w:t>
+      </w:r>
+      <w:proofErr w:type="spellStart"/>
+      <w:proofErr w:type="gramStart"/>
+      <w:r>
+        <w:t>complémentReference</w:t>
+      </w:r>
+      <w:proofErr w:type="spellEnd"/>
+      <w:proofErr w:type="gramEnd"/>
+      <w:r>
+        <w:t>}</w:t>
       </w:r>
     </w:p>
     <w:p>
@@ -2784,7 +2933,17 @@
         <w:pStyle w:val="Sansinterligne"/>
       </w:pPr>
       <w:r>
-        <w:t>{descriptifFiche}</w:t>
+        <w:t>{</w:t>
+      </w:r>
+      <w:proofErr w:type="spellStart"/>
+      <w:proofErr w:type="gramStart"/>
+      <w:r>
+        <w:t>descriptifFiche</w:t>
+      </w:r>
+      <w:proofErr w:type="spellEnd"/>
+      <w:proofErr w:type="gramEnd"/>
+      <w:r>
+        <w:t>}</w:t>
       </w:r>
     </w:p>
     <w:bookmarkEnd w:id="5"/>
@@ -3131,14 +3290,24 @@
           </w:pPr>
           <w:bookmarkStart w:id="7" w:name="_Hlk156987066"/>
           <w:r>
-            <w:t>Chantier :</w:t>
+            <w:t>Chantier </w:t>
+          </w:r>
+          <w:proofErr w:type="gramStart"/>
+          <w:r>
+            <w:t>:</w:t>
           </w:r>
           <w:r>
             <w:t xml:space="preserve">  </w:t>
           </w:r>
           <w:r>
-            <w:t>{numChantier</w:t>
+            <w:t>{</w:t>
           </w:r>
+          <w:proofErr w:type="spellStart"/>
+          <w:proofErr w:type="gramEnd"/>
+          <w:r>
+            <w:t>numChantier</w:t>
+          </w:r>
+          <w:proofErr w:type="spellEnd"/>
           <w:r>
             <w:t>}</w:t>
           </w:r>
@@ -3160,8 +3329,15 @@
             <w:jc w:val="center"/>
           </w:pPr>
           <w:r>
-            <w:t>{nomProjet</w:t>
+            <w:t>{</w:t>
           </w:r>
+          <w:proofErr w:type="spellStart"/>
+          <w:proofErr w:type="gramStart"/>
+          <w:r>
+            <w:t>nomProjet</w:t>
+          </w:r>
+          <w:proofErr w:type="spellEnd"/>
+          <w:proofErr w:type="gramEnd"/>
           <w:r>
             <w:t>}</w:t>
           </w:r>
